--- a/ERP Plan/Internal/MSCAST ERP - Implementation Report.docx
+++ b/ERP Plan/Internal/MSCAST ERP - Implementation Report.docx
@@ -152,7 +152,7 @@
         <w:t xml:space="preserve"> </w:t>
       </w:r>
       <w:r>
-        <w:t xml:space="preserve">DEV: 40 pass, 2 warn, 0 fail. Live POC: 38 pass, 3 warn, 1 fail (left as is). Full list: POC README, section</w:t>
+        <w:t xml:space="preserve">DEV: 40 pass, 2 warn, 0 fail. Live POC: the same. Full list: POC README, section</w:t>
       </w:r>
       <w:r>
         <w:t xml:space="preserve"> </w:t>
